--- a/companies/ashcombe-advisory/Engagements/Kirby-Taylor/2022.06.27 - Status Report - Kirby-Taylor v2 FINAL.docx
+++ b/companies/ashcombe-advisory/Engagements/Kirby-Taylor/2022.06.27 - Status Report - Kirby-Taylor v2 FINAL.docx
@@ -10,6 +10,62 @@
         <w:t>Status Report: Media Relations Program for Kirby-Taylor</w:t>
       </w:r>
     </w:p>
+    <w:p>
+      <w:r>
+        <w:t>Prepared by Laura Bradley, Ashcombe Advisory Partners, for the Kirby-Taylor leadership team.</w:t>
+      </w:r>
+    </w:p>
+    <w:p>
+      <w:pPr>
+        <w:pStyle w:val="Heading2"/>
+      </w:pPr>
+      <w:r>
+        <w:t>Where the program stands</w:t>
+      </w:r>
+    </w:p>
+    <w:p>
+      <w:r>
+        <w:t>The program is on track at roughly its halfway point. The first round of outreach is complete, and the first interviews it produced are now on the calendar.</w:t>
+      </w:r>
+    </w:p>
+    <w:p>
+      <w:r>
+        <w:t>Your spokespeople are prepared and are working from an approved Q&amp;A document. A reporter's call now has a clear route into the company and on to us.</w:t>
+      </w:r>
+    </w:p>
+    <w:p>
+      <w:r>
+        <w:t>Spending is in line with plan. We cover the budget at the end of this report.</w:t>
+      </w:r>
+    </w:p>
+    <w:p>
+      <w:pPr>
+        <w:pStyle w:val="Heading2"/>
+      </w:pPr>
+      <w:r>
+        <w:t>What we completed this period</w:t>
+      </w:r>
+    </w:p>
+    <w:p>
+      <w:r>
+        <w:t>The first pitches went out in the second week of June. You saw each one in its final form before it reached a reporter, and that will remain the practice.</w:t>
+      </w:r>
+    </w:p>
+    <w:p>
+      <w:r>
+        <w:t>Much of the rest of the period went into getting your spokespeople ready. We ran the preparation session at your offices, and a shorter practice session by video the following week.</w:t>
+      </w:r>
+    </w:p>
+    <w:p>
+      <w:r>
+        <w:t>The practice interviews showed us where the answers needed work. We added approved answers on growth plans and on competitors to the Q&amp;A document, and v2 now has your sign-off.</w:t>
+      </w:r>
+    </w:p>
+    <w:p>
+      <w:r>
+        <w:t>The media inquiry protocol is at v3 and in use at the front desk and at the sites. This version adds a step for site managers who are called directly by a local reporter.</w:t>
+      </w:r>
+    </w:p>
     <w:tbl>
       <w:tblPr>
         <w:tblStyle w:val="TableGrid"/>
@@ -17,33 +73,47 @@
         <w:tblLook w:firstColumn="1" w:firstRow="1" w:lastColumn="0" w:lastRow="0" w:noHBand="0" w:noVBand="1" w:val="04A0"/>
       </w:tblPr>
       <w:tblGrid>
-        <w:gridCol w:w="4320"/>
-        <w:gridCol w:w="4320"/>
+        <w:gridCol w:w="2880"/>
+        <w:gridCol w:w="2880"/>
+        <w:gridCol w:w="2880"/>
       </w:tblGrid>
       <w:tr>
         <w:tc>
           <w:tcPr>
-            <w:tcW w:type="dxa" w:w="4320"/>
+            <w:tcW w:type="dxa" w:w="2880"/>
           </w:tcPr>
           <w:p>
             <w:r>
               <w:rPr>
                 <w:b/>
               </w:rPr>
-              <w:t>Field</w:t>
+              <w:t>Item</w:t>
             </w:r>
           </w:p>
         </w:tc>
         <w:tc>
           <w:tcPr>
-            <w:tcW w:type="dxa" w:w="4320"/>
+            <w:tcW w:type="dxa" w:w="2880"/>
           </w:tcPr>
           <w:p>
             <w:r>
               <w:rPr>
                 <w:b/>
               </w:rPr>
-              <w:t>Detail</w:t>
+              <w:t>Status</w:t>
+            </w:r>
+          </w:p>
+        </w:tc>
+        <w:tc>
+          <w:tcPr>
+            <w:tcW w:type="dxa" w:w="2880"/>
+          </w:tcPr>
+          <w:p>
+            <w:r>
+              <w:rPr>
+                <w:b/>
+              </w:rPr>
+              <w:t>Lead</w:t>
             </w:r>
           </w:p>
         </w:tc>
@@ -51,21 +121,31 @@
       <w:tr>
         <w:tc>
           <w:tcPr>
-            <w:tcW w:type="dxa" w:w="4320"/>
+            <w:tcW w:type="dxa" w:w="2880"/>
           </w:tcPr>
           <w:p>
             <w:r>
-              <w:t>Engagement</w:t>
+              <w:t>First round of outreach</w:t>
             </w:r>
           </w:p>
         </w:tc>
         <w:tc>
           <w:tcPr>
-            <w:tcW w:type="dxa" w:w="4320"/>
+            <w:tcW w:type="dxa" w:w="2880"/>
           </w:tcPr>
           <w:p>
             <w:r>
-              <w:t>Media Relations Program</w:t>
+              <w:t>Complete; each pitch reviewed by you before sending</w:t>
+            </w:r>
+          </w:p>
+        </w:tc>
+        <w:tc>
+          <w:tcPr>
+            <w:tcW w:type="dxa" w:w="2880"/>
+          </w:tcPr>
+          <w:p>
+            <w:r>
+              <w:t>Laura Bradley</w:t>
             </w:r>
           </w:p>
         </w:tc>
@@ -73,21 +153,31 @@
       <w:tr>
         <w:tc>
           <w:tcPr>
-            <w:tcW w:type="dxa" w:w="4320"/>
+            <w:tcW w:type="dxa" w:w="2880"/>
           </w:tcPr>
           <w:p>
             <w:r>
-              <w:t>Client</w:t>
+              <w:t>Spokesperson preparation</w:t>
             </w:r>
           </w:p>
         </w:tc>
         <w:tc>
           <w:tcPr>
-            <w:tcW w:type="dxa" w:w="4320"/>
+            <w:tcW w:type="dxa" w:w="2880"/>
           </w:tcPr>
           <w:p>
             <w:r>
-              <w:t>Kirby-Taylor</w:t>
+              <w:t>Session at your offices and video practice both held</w:t>
+            </w:r>
+          </w:p>
+        </w:tc>
+        <w:tc>
+          <w:tcPr>
+            <w:tcW w:type="dxa" w:w="2880"/>
+          </w:tcPr>
+          <w:p>
+            <w:r>
+              <w:t>Michael Morris, Laura Bradley</w:t>
             </w:r>
           </w:p>
         </w:tc>
@@ -95,21 +185,31 @@
       <w:tr>
         <w:tc>
           <w:tcPr>
-            <w:tcW w:type="dxa" w:w="4320"/>
+            <w:tcW w:type="dxa" w:w="2880"/>
           </w:tcPr>
           <w:p>
             <w:r>
-              <w:t>Prepared by</w:t>
+              <w:t>Spokesperson Q&amp;A</w:t>
             </w:r>
           </w:p>
         </w:tc>
         <w:tc>
           <w:tcPr>
-            <w:tcW w:type="dxa" w:w="4320"/>
+            <w:tcW w:type="dxa" w:w="2880"/>
           </w:tcPr>
           <w:p>
             <w:r>
-              <w:t>Laura Bradley, Senior Associate, Ashcombe Advisory Partners</w:t>
+              <w:t>v2 approved</w:t>
+            </w:r>
+          </w:p>
+        </w:tc>
+        <w:tc>
+          <w:tcPr>
+            <w:tcW w:type="dxa" w:w="2880"/>
+          </w:tcPr>
+          <w:p>
+            <w:r>
+              <w:t>Laura Bradley</w:t>
             </w:r>
           </w:p>
         </w:tc>
@@ -117,42 +217,113 @@
       <w:tr>
         <w:tc>
           <w:tcPr>
-            <w:tcW w:type="dxa" w:w="4320"/>
+            <w:tcW w:type="dxa" w:w="2880"/>
           </w:tcPr>
           <w:p>
             <w:r>
-              <w:t>Stage</w:t>
+              <w:t>Media inquiry protocol</w:t>
             </w:r>
           </w:p>
         </w:tc>
         <w:tc>
           <w:tcPr>
-            <w:tcW w:type="dxa" w:w="4320"/>
+            <w:tcW w:type="dxa" w:w="2880"/>
           </w:tcPr>
           <w:p>
             <w:r>
-              <w:t>Midpoint of the engagement</w:t>
+              <w:t>v3 issued and in use</w:t>
+            </w:r>
+          </w:p>
+        </w:tc>
+        <w:tc>
+          <w:tcPr>
+            <w:tcW w:type="dxa" w:w="2880"/>
+          </w:tcPr>
+          <w:p>
+            <w:r>
+              <w:t>Laura Bradley</w:t>
+            </w:r>
+          </w:p>
+        </w:tc>
+      </w:tr>
+      <w:tr>
+        <w:tc>
+          <w:tcPr>
+            <w:tcW w:type="dxa" w:w="2880"/>
+          </w:tcPr>
+          <w:p>
+            <w:r>
+              <w:t>Weekly summary</w:t>
+            </w:r>
+          </w:p>
+        </w:tc>
+        <w:tc>
+          <w:tcPr>
+            <w:tcW w:type="dxa" w:w="2880"/>
+          </w:tcPr>
+          <w:p>
+            <w:r>
+              <w:t>Sent every Friday</w:t>
+            </w:r>
+          </w:p>
+        </w:tc>
+        <w:tc>
+          <w:tcPr>
+            <w:tcW w:type="dxa" w:w="2880"/>
+          </w:tcPr>
+          <w:p>
+            <w:r>
+              <w:t>Kimberly Le</w:t>
+            </w:r>
+          </w:p>
+        </w:tc>
+      </w:tr>
+      <w:tr>
+        <w:tc>
+          <w:tcPr>
+            <w:tcW w:type="dxa" w:w="2880"/>
+          </w:tcPr>
+          <w:p>
+            <w:r>
+              <w:t>Check against public statements</w:t>
+            </w:r>
+          </w:p>
+        </w:tc>
+        <w:tc>
+          <w:tcPr>
+            <w:tcW w:type="dxa" w:w="2880"/>
+          </w:tcPr>
+          <w:p>
+            <w:r>
+              <w:t>Growth wording aligned; peer coverage table circulated</w:t>
+            </w:r>
+          </w:p>
+        </w:tc>
+        <w:tc>
+          <w:tcPr>
+            <w:tcW w:type="dxa" w:w="2880"/>
+          </w:tcPr>
+          <w:p>
+            <w:r>
+              <w:t>Melissa Zimmerman</w:t>
             </w:r>
           </w:p>
         </w:tc>
       </w:tr>
     </w:tbl>
     <w:p>
-      <w:pPr>
-        <w:pStyle w:val="Heading2"/>
-      </w:pPr>
       <w:r>
-        <w:t>Where things stand</w:t>
+        <w:t>Kimberly Le's weekly summary has gone out each Friday since outreach began. Coverage of Kirby-Taylor so far has been light and neutral, which gives the interviews a clean starting point.</w:t>
       </w:r>
     </w:p>
     <w:p>
       <w:r>
-        <w:t>We have reached the midpoint of the media program, and I am pleased to report it is on plan. The first half was about building the pieces: the message framework, the fact sheet, and a clear read on where the coverage stands today. Those are done, and the work is turning now from preparation to contact.</w:t>
+        <w:t>Melissa Zimmerman checked the Q&amp;A document against what the company has said publicly over the past year. She found one passage on growth that went further than earlier statements, and we have brought it back in line with them.</w:t>
       </w:r>
     </w:p>
     <w:p>
       <w:r>
-        <w:t>What follows sets out what this period produced, what comes next, where the budget sits, and the few risks I am watching. None of it changes the course we set when we started.</w:t>
+        <w:t>Her table of how peer companies have been covered in the same trade titles is now part of the briefing pack. It also shows which reporters already know the sector well, and we will use it to order the second round.</w:t>
       </w:r>
     </w:p>
     <w:p>
@@ -160,22 +331,40 @@
         <w:pStyle w:val="Heading2"/>
       </w:pPr>
       <w:r>
-        <w:t>What we accomplished this period</w:t>
+        <w:t>The weeks ahead</w:t>
       </w:r>
     </w:p>
     <w:p>
       <w:r>
-        <w:t>Most of the effort went into the foundation. With Kimberly Le, we built a baseline of current coverage and found the story about Kirby-Taylor to be accurate but thin, which is the opening we had hoped for. The message framework is drafted around that gap and is now with your team for final marks.</w:t>
+        <w:t>Our focus now moves from pitching to interviews. Kimberly Le will prepare a short briefing note for the spokesperson before each one, and Michael Morris will sit in on the first few himself.</w:t>
       </w:r>
     </w:p>
     <w:p>
       <w:r>
-        <w:t>Melissa Zimmerman completed the fact sheet, with every figure traced to a filing or to your written confirmation, so the numbers that reach reporters will match the record. The same figures now run through the message points and the press packet, which keeps one set of numbers across everything the firm sends on Kirby-Taylor's behalf.</w:t>
+        <w:t>The replies to the first round have been encouraging. Reporters' questions so far have been about costs and hiring, as we expected, and the Q&amp;A document covers both.</w:t>
       </w:r>
     </w:p>
     <w:p>
       <w:r>
-        <w:t>The working rhythm with your team has settled as well. Material that carries the firm's name clears through your office before it goes anywhere, and the turnaround has been quick enough that approvals have not held the work up. It is a small thing, but it is the kind of habit that pays off once the pace picks up.</w:t>
+        <w:t>Each interview request will reach you at least a day before it is confirmed, as we agreed, so there is time to clear the spokesperson's diary. We would also like a brief refresher with each spokesperson beforehand; half an hour by video is usually enough.</w:t>
+      </w:r>
+    </w:p>
+    <w:p>
+      <w:r>
+        <w:t>Alongside the interviews, we will prepare a second round of pitches to reporters we held back from the first. We will also finish the spokesperson biographies, which reporters tend to ask for once an interview is booked.</w:t>
+      </w:r>
+    </w:p>
+    <w:p>
+      <w:pPr>
+        <w:pStyle w:val="Heading2"/>
+      </w:pPr>
+      <w:r>
+        <w:t>What we need from your side</w:t>
+      </w:r>
+    </w:p>
+    <w:p>
+      <w:r>
+        <w:t>Three things from your team will keep the next few weeks moving. None of them should take long.</w:t>
       </w:r>
     </w:p>
     <w:p>
@@ -183,7 +372,7 @@
         <w:pStyle w:val="ListBullet"/>
       </w:pPr>
       <w:r>
-        <w:t>A coverage baseline that maps where and how the company is being written about today.</w:t>
+        <w:t>Holiday dates for each spokesperson through the summer.</w:t>
       </w:r>
     </w:p>
     <w:p>
@@ -191,7 +380,7 @@
         <w:pStyle w:val="ListBullet"/>
       </w:pPr>
       <w:r>
-        <w:t>A message framework, drafted and in review, that gives reporters a clearer story than the one they assemble on their own.</w:t>
+        <w:t>Sign-off on the spokesperson biographies when they reach you.</w:t>
       </w:r>
     </w:p>
     <w:p>
@@ -199,83 +388,7 @@
         <w:pStyle w:val="ListBullet"/>
       </w:pPr>
       <w:r>
-        <w:t>A locked fact sheet, every figure sourced, feeding the message points and the press packet.</w:t>
-      </w:r>
-    </w:p>
-    <w:p>
-      <w:pPr>
-        <w:pStyle w:val="ListBullet"/>
-      </w:pPr>
-      <w:r>
-        <w:t>A first media list, taking shape around the outlets that already follow the company.</w:t>
-      </w:r>
-    </w:p>
-    <w:p>
-      <w:pPr>
-        <w:pStyle w:val="Heading2"/>
-      </w:pPr>
-      <w:r>
-        <w:t>The work ahead</w:t>
-      </w:r>
-    </w:p>
-    <w:p>
-      <w:r>
-        <w:t>The second half turns from building to reaching out. We will finish the media list, brief your spokesperson against the approved framework, and begin measured contact with the outlets that matter most. We will work in a deliberate order, not open every outlet at once.</w:t>
-      </w:r>
-    </w:p>
-    <w:p>
-      <w:r>
-        <w:t>We plan to lead with the two trade outlets already covering the company, where a good first conversation does the most for the wider effort, and then broaden from there. Kimberly Le will manage the outreach, and I will sit in on the early calls so the framework holds from the first one.</w:t>
-      </w:r>
-    </w:p>
-    <w:p>
-      <w:r>
-        <w:t>We will also begin to measure. From the first outreach on, Melissa Zimmerman and Kimberly Le will track coverage against the baseline, so that by the close of the program we can show you where the story about the company has moved, not only how much work went into it. That is the report I want to be able to give you at the end.</w:t>
-      </w:r>
-    </w:p>
-    <w:p>
-      <w:pPr>
-        <w:pStyle w:val="ListBullet"/>
-      </w:pPr>
-      <w:r>
-        <w:t>Finish and circulate the media list for your review.</w:t>
-      </w:r>
-    </w:p>
-    <w:p>
-      <w:pPr>
-        <w:pStyle w:val="ListBullet"/>
-      </w:pPr>
-      <w:r>
-        <w:t>Brief the spokesperson using the approved framework.</w:t>
-      </w:r>
-    </w:p>
-    <w:p>
-      <w:pPr>
-        <w:pStyle w:val="ListBullet"/>
-      </w:pPr>
-      <w:r>
-        <w:t>Open contact with the priority outlets, then broaden the list.</w:t>
-      </w:r>
-    </w:p>
-    <w:p>
-      <w:pPr>
-        <w:pStyle w:val="ListBullet"/>
-      </w:pPr>
-      <w:r>
-        <w:t>Track coverage against the baseline, so we can show movement rather than just activity.</w:t>
-      </w:r>
-    </w:p>
-    <w:p>
-      <w:pPr>
-        <w:pStyle w:val="Heading2"/>
-      </w:pPr>
-      <w:r>
-        <w:t>The budget</w:t>
-      </w:r>
-    </w:p>
-    <w:p>
-      <w:r>
-        <w:t>The program is tracking within its fixed fee of $46,000, and the first half came in on the effort we scoped. The building phase is the heavier one, and the outreach ahead should sit comfortably inside the fee. If something outside the plan comes up, such as a fast-moving story that needs a full response, I will flag it and agree it with you before we take it on.</w:t>
+        <w:t>A stand-in at the company for interview requests on days when your usual approver is out of the office.</w:t>
       </w:r>
     </w:p>
     <w:p>
@@ -288,36 +401,35 @@
     </w:p>
     <w:p>
       <w:r>
-        <w:t>Three things are worth naming now, while each is still small. None threatens the program, and each has a plan sitting against it.</w:t>
+        <w:t>Summer schedules are the main risk to the timetable. If a spokesperson is away when a reporter is ready to talk, the slot may go to another company. Knowing holiday dates early lets us steer requests toward whoever is available.</w:t>
+      </w:r>
+    </w:p>
+    <w:p>
+      <w:r>
+        <w:t>The second risk is a story that starts somewhere we do not expect. A reporter could still approach a site or a former employee directly. The protocol covers the first case, and Kimberly Le's monitoring should pick up the second early.</w:t>
+      </w:r>
+    </w:p>
+    <w:p>
+      <w:r>
+        <w:t>The third is drift in the wording. As spokespeople grow comfortable with reporters, they tend to say more than the Q&amp;A allows, especially about growth. Melissa Zimmerman will check each interview against the approved language once it runs.</w:t>
       </w:r>
     </w:p>
     <w:p>
       <w:pPr>
-        <w:pStyle w:val="ListBullet"/>
+        <w:pStyle w:val="Heading2"/>
       </w:pPr>
       <w:r>
-        <w:t>Timing of the first outreach. It lands only if the moment is right, and we will judge that with you rather than fix it to the calendar.</w:t>
-      </w:r>
-    </w:p>
-    <w:p>
-      <w:pPr>
-        <w:pStyle w:val="ListBullet"/>
-      </w:pPr>
-      <w:r>
-        <w:t>Consistency of the message. Several people may end up speaking for the company, so the framework and a short spokesperson briefing are there to keep everyone on the same story.</w:t>
-      </w:r>
-    </w:p>
-    <w:p>
-      <w:pPr>
-        <w:pStyle w:val="ListBullet"/>
-      </w:pPr>
-      <w:r>
-        <w:t>A change in the numbers. If a figure moves before we go public, Melissa Zimmerman will reconcile it and reissue the fact sheet the same day, so nothing stale reaches a reporter.</w:t>
+        <w:t>Budget</w:t>
       </w:r>
     </w:p>
     <w:p>
       <w:r>
-        <w:t>The one thing that would help most before the next period is your team's marks on the message framework, which unlock both the media list and the spokesperson briefing. I will send a note to set a time to walk through this report, and we can confirm the outreach sequence then.</w:t>
+        <w:t>The work remains within the agreed fee of $46,000. Time spent to date is where we expected it to be at this stage, and we do not expect to ask for any change to the fee.</w:t>
+      </w:r>
+    </w:p>
+    <w:p>
+      <w:r>
+        <w:t>Your team has moved quickly on every approval, and that has kept each step on schedule. Michael Morris and I would be glad to go through any part of this report on a call.</w:t>
       </w:r>
     </w:p>
     <w:sectPr>
